--- a/daily-reports/2026-10-21/report.docx
+++ b/daily-reports/2026-10-21/report.docx
@@ -28,12 +28,12 @@
         <w:pStyle w:val="Heading2"/>
       </w:pPr>
       <w:r>
-        <w:t>1. deepseek-ai/DeepInfer  ⭐ 14,730</w:t>
+        <w:t>1. deepseek-ai/DeepInfer  ⭐ 14,890</w:t>
       </w:r>
     </w:p>
     <w:p>
       <w:r>
-        <w:t>语言：Python ｜ Stars：14,730 ｜ Forks：1,424</w:t>
+        <w:t>语言：Python ｜ Stars：14,890 ｜ Forks：1,451</w:t>
         <w:br/>
       </w:r>
       <w:r>
@@ -45,11 +45,11 @@
         <w:br/>
       </w:r>
       <w:r>
-        <w:t>适用领域：人工智能、大模型部署、云计算</w:t>
+        <w:t>适用领域：人工智能模型部署、云计算服务、自然语言处理应用开发</w:t>
         <w:br/>
       </w:r>
       <w:r>
-        <w:t>对新手有什么帮助：适合想了解 AI 模型如何高效运行的新手学习，也能直接帮你把 DeepSeek 模型部署得更流畅。</w:t>
+        <w:t>对新手有什么帮助：适合对 AI 部署感兴趣的新手了解大模型如何高效运行，但需要一定的编程基础才能上手。</w:t>
         <w:br/>
       </w:r>
       <w:r>
@@ -61,28 +61,28 @@
         <w:pStyle w:val="Heading2"/>
       </w:pPr>
       <w:r>
-        <w:t>2. Gathin23/cleanyourtv  ⭐ 13,487</w:t>
+        <w:t>2. Gathin23/cleanyourtv  ⭐ 13,622</w:t>
       </w:r>
     </w:p>
     <w:p>
       <w:r>
-        <w:t>语言：Java ｜ Stars：13,487 ｜ Forks：1,504</w:t>
+        <w:t>语言：Java ｜ Stars：13,622 ｜ Forks：1,513</w:t>
         <w:br/>
       </w:r>
       <w:r>
-        <w:t>这是什么：这是一个帮你清理 Android TV 或 Google TV 上预装软件的工具，通过 Wi-Fi 连接就能操作，还能把电视主页改成类似 Apple TV 的简洁风格。</w:t>
+        <w:t>这是什么：这是一个帮你清理 Android TV 或 Google TV 上预装软件（也就是“膨胀软件”）的工具，还能把电视主页改成类似 Apple TV 的简洁风格。它通过 Wi-Fi 连接电视进行操作，不需要拆机。</w:t>
         <w:br/>
       </w:r>
       <w:r>
-        <w:t>能用来做什么：如果你觉得智能电视自带的应用太多、界面杂乱，可以用它来删除不需要的软件，并换上更清爽的首页。</w:t>
+        <w:t>能用来做什么：如果你觉得智能电视自带的应用太多、界面杂乱，可以用它来删除不需要的系统应用，并换上一个干净清爽的主页。</w:t>
         <w:br/>
       </w:r>
       <w:r>
-        <w:t>适用领域：智能电视、安卓电视、家庭娱乐</w:t>
+        <w:t>适用领域：智能电视优化、家庭娱乐设备管理、Android 系统定制</w:t>
         <w:br/>
       </w:r>
       <w:r>
-        <w:t>对新手有什么帮助：适合想自己动手优化电视的新手，不用懂编程就能让电视变得更快更干净。</w:t>
+        <w:t>对新手有什么帮助：适合想自己动手优化电视、又不想学习复杂技术的新手，操作简单，还能一键恢复原状。</w:t>
         <w:br/>
       </w:r>
       <w:r>
@@ -94,16 +94,16 @@
         <w:pStyle w:val="Heading2"/>
       </w:pPr>
       <w:r>
-        <w:t>3. ly05010419/MacNativeGames  ⭐ 3,062</w:t>
+        <w:t>3. ly05010419/MacNativeGames  ⭐ 3,090</w:t>
       </w:r>
     </w:p>
     <w:p>
       <w:r>
-        <w:t>语言：C ｜ Stars：3,062 ｜ Forks：446</w:t>
+        <w:t>语言：C ｜ Stars：3,090 ｜ Forks：449</w:t>
         <w:br/>
       </w:r>
       <w:r>
-        <w:t>这是什么：这是一个在 Mac 电脑上运行原生游戏的 C 语言项目，具体内容需要查看项目页面，但核心是提供 Mac 平台上的游戏程序。</w:t>
+        <w:t>这是什么：这是一个在 Mac 电脑上运行原生游戏的项目，具体内容没有详细描述，但从名字看，它可能包含一些为 Mac 系统专门编写的游戏或游戏相关工具。</w:t>
         <w:br/>
       </w:r>
       <w:r>
@@ -111,11 +111,11 @@
         <w:br/>
       </w:r>
       <w:r>
-        <w:t>适用领域：游戏开发、Mac 应用</w:t>
+        <w:t>适用领域：Mac 游戏开发、苹果电脑娱乐、C 语言编程学习</w:t>
         <w:br/>
       </w:r>
       <w:r>
-        <w:t>对新手有什么帮助：适合对 Mac 游戏开发感兴趣的新手参考学习，也能直接体验一些 Mac 原生游戏。</w:t>
+        <w:t>对新手有什么帮助：对游戏开发感兴趣的新手可以研究其代码，了解如何用 C 语言在 Mac 上制作游戏。</w:t>
         <w:br/>
       </w:r>
       <w:r>
@@ -127,28 +127,28 @@
         <w:pStyle w:val="Heading2"/>
       </w:pPr>
       <w:r>
-        <w:t>4. simbasjungles/free-my-tv  ⭐ 2,016</w:t>
+        <w:t>4. simbasjungles/free-my-tv  ⭐ 2,033</w:t>
       </w:r>
     </w:p>
     <w:p>
       <w:r>
-        <w:t>语言：Java ｜ Stars：2,016 ｜ Forks：208</w:t>
+        <w:t>语言：Java ｜ Stars：2,033 ｜ Forks：209</w:t>
         <w:br/>
       </w:r>
       <w:r>
-        <w:t>这是什么：这是一个为 Google TV 打造的无广告、快速主页工具，用 Java 编写，并且提供一键恢复原样的按钮，非常安全。</w:t>
+        <w:t>这是什么：这是一个为 Google TV 设计的快速、无广告的主屏幕应用，完全开源，而且只需要按一个按钮就能撤销所有改动。它让你摆脱电视自带界面的广告和推荐。</w:t>
         <w:br/>
       </w:r>
       <w:r>
-        <w:t>能用来做什么：如果你讨厌电视主页上的广告和推荐，可以用它替换成干净快速的主页，不喜欢随时能恢复。</w:t>
+        <w:t>能用来做什么：如果你讨厌智能电视主页上的广告和杂乱内容，可以用它替换成简洁无广告的界面，随时可以一键恢复。</w:t>
         <w:br/>
       </w:r>
       <w:r>
-        <w:t>适用领域：智能电视、安卓电视、家庭娱乐</w:t>
+        <w:t>适用领域：智能电视界面定制、家庭媒体中心、Android 应用开发</w:t>
         <w:br/>
       </w:r>
       <w:r>
-        <w:t>对新手有什么帮助：适合零基础用户轻松去除电视广告，一键还原的设计让新手也能放心尝试。</w:t>
+        <w:t>对新手有什么帮助：适合想给电视“减负”的新手，安装简单，还有一键还原功能，不用担心弄坏电视。</w:t>
         <w:br/>
       </w:r>
       <w:r>
@@ -160,28 +160,28 @@
         <w:pStyle w:val="Heading2"/>
       </w:pPr>
       <w:r>
-        <w:t>5. Leonxlnx/earshot  ⭐ 1,988</w:t>
+        <w:t>5. Leonxlnx/earshot  ⭐ 1,989</w:t>
       </w:r>
     </w:p>
     <w:p>
       <w:r>
-        <w:t>语言：Python ｜ Stars：1,988 ｜ Forks：113</w:t>
+        <w:t>语言：Python ｜ Stars：1,989 ｜ Forks：114</w:t>
         <w:br/>
       </w:r>
       <w:r>
-        <w:t>这是什么：这是一个让 AI 编程助手能“听见”声音的工具，它可以在普通 CPU 上运行，不需要昂贵的显卡，并且是开源的。</w:t>
+        <w:t>这是什么：这是一个让 AI 编程助手“听见”声音的工具，它能让 AI 听到、审查并发出声音，而且只靠电脑的 CPU 就能运行，不需要昂贵的显卡。</w:t>
         <w:br/>
       </w:r>
       <w:r>
-        <w:t>能用来做什么：当你使用 AI 辅助写代码时，可以用它让 AI 听到环境声音或语音指令，并做出反应，比如根据声音提示检查代码。</w:t>
+        <w:t>能用来做什么：你可以用它给 AI 助手加上语音功能，比如让 AI 朗读代码审查结果，或者通过声音来交互。</w:t>
         <w:br/>
       </w:r>
       <w:r>
-        <w:t>适用领域：人工智能、编程辅助、音频处理</w:t>
+        <w:t>适用领域：AI 语音交互、编程辅助工具、音频处理</w:t>
         <w:br/>
       </w:r>
       <w:r>
-        <w:t>对新手有什么帮助：适合对 AI 和声音结合感兴趣的新手学习，也能直接帮你给编程助手加上“耳朵”。</w:t>
+        <w:t>对新手有什么帮助：适合对 AI 和语音技术感兴趣的新手，可以学习如何让 AI 处理声音，而且对硬件要求低，普通电脑就能跑。</w:t>
         <w:br/>
       </w:r>
       <w:r>
@@ -212,7 +212,7 @@
         <w:t>Google Cloud outage affects almost all banking and other operations in Europe</w:t>
       </w:r>
       <w:r>
-        <w:t>（👍 372）</w:t>
+        <w:t>（👍 373）</w:t>
       </w:r>
       <w:r>
         <w:br/>
@@ -220,7 +220,7 @@
       </w:r>
       <w:r>
         <w:br/>
-        <w:t>摘要：Google Cloud 在欧洲发生大规模故障，导致几乎所有银行业务及其他线上服务中断，凸显云服务集中化带来的系统性风险。</w:t>
+        <w:t>摘要：谷歌云（Google Cloud）发生大规模故障，导致欧洲几乎所有银行业务及其他在线服务中断，凸显了关键基础设施对少数云服务商的高度依赖风险。</w:t>
       </w:r>
     </w:p>
     <w:p>
@@ -231,7 +231,7 @@
         <w:t>Publish fake stats, get cited in LLMs</w:t>
       </w:r>
       <w:r>
-        <w:t>（👍 330）</w:t>
+        <w:t>（👍 331）</w:t>
       </w:r>
       <w:r>
         <w:br/>
@@ -239,7 +239,7 @@
       </w:r>
       <w:r>
         <w:br/>
-        <w:t>摘要：有研究发现，发布虚假统计数据的内容会被大语言模型引用，说明 LLM 训练数据缺乏事实核查，可能放大错误信息。</w:t>
+        <w:t>摘要：有研究发现，在网络上发布虚假统计数据后，这些数据会被大语言模型（LLM）抓取并作为事实引用，揭示了模型训练数据污染与信息可信度方面的严重隐患。</w:t>
       </w:r>
     </w:p>
     <w:p>
@@ -263,7 +263,7 @@
       </w:r>
       <w:r>
         <w:br/>
-        <w:t>摘要：该论文提出一种联合生成 3D 运动与视频的方法，可适配任意骨骼绑定（rig），有望降低动画与虚拟角色制作成本。</w:t>
+        <w:t>摘要：该论文提出一种联合生成方法，可同时生成 3D 运动与视频，并支持任意骨骼绑定（rig），有望简化动画与虚拟角色制作流程。</w:t>
       </w:r>
     </w:p>
     <w:p>
@@ -287,7 +287,7 @@
       </w:r>
       <w:r>
         <w:br/>
-        <w:t>摘要：MiniMax 对其 Flash 模型进行大幅升级，在国产模型 Agent 能力评测中排名第一，并推出全时段低价策略，反映国产大模型竞争加剧。</w:t>
+        <w:t>摘要：MiniMax 对其 Flash 模型进行大幅升级，在国产模型 Agent 能力评测中排名第一，并推出覆盖全时段的低价策略，反映国内大模型在智能体方向上的竞争加剧。</w:t>
       </w:r>
     </w:p>
     <w:p>
@@ -311,7 +311,7 @@
       </w:r>
       <w:r>
         <w:br/>
-        <w:t>摘要：星辰发布 Xing4.0-29B-Intent 意图理解模型，同时支持选择题式分类与填空题式槽位填充，提升对话系统意图识别的通用性。</w:t>
+        <w:t>摘要：星辰发布意图理解模型 Xing4.0-29B-Intent，同时支持选择题式分类与填空题式槽位抽取，体现意图理解任务向统一建模方向演进。</w:t>
       </w:r>
     </w:p>
     <w:sectPr>
